--- a/Practical-9,10,11,12/Practical_11.docx
+++ b/Practical-9,10,11,12/Practical_11.docx
@@ -106,7 +106,24 @@
           <w:sz w:val="24"/>
           <w:szCs w:val="24"/>
         </w:rPr>
-        <w:t>Yes. INSERT adds a new student record, SELECT displays all student records in a table, UPDATE edits the selected student record using an edit form, and DELETE removes a student record. All operations use MySQLi prepared statements, and a success or failure message is shown after each operation.</w:t>
+        <w:t xml:space="preserve">Yes. INSERT adds a new student record, SELECT displays all </w:t>
+      </w:r>
+      <w:r>
+        <w:rPr>
+          <w:rFonts w:hint="default" w:cs="Times New Roman"/>
+          <w:sz w:val="24"/>
+          <w:szCs w:val="24"/>
+          <w:lang w:val="en-US"/>
+        </w:rPr>
+        <w:t xml:space="preserve">event </w:t>
+      </w:r>
+      <w:r>
+        <w:rPr>
+          <w:rFonts w:ascii="Times New Roman" w:hAnsi="Times New Roman" w:eastAsia="Times New Roman" w:cs="Times New Roman"/>
+          <w:sz w:val="24"/>
+          <w:szCs w:val="24"/>
+        </w:rPr>
+        <w:t>records in a table, UPDATE edits the selected student record using an edit form, and DELETE removes a student record. All operations use MySQLi prepared statements, and a success or failure message is shown after each operation.</w:t>
       </w:r>
     </w:p>
     <w:p>
@@ -136,7 +153,7 @@
           <w:sz w:val="24"/>
           <w:szCs w:val="24"/>
         </w:rPr>
-        <w:t>Yes. A search box sends the keyword using the GET method, and the SELECT query uses LIKE to match the name, email or course. A course dropdown is also provided for filtering using a WHERE condition, and search and filter can work together.</w:t>
+        <w:t>Yes. A search box sends the keyword using the GET method, and the SELECT query uses LIKE to match the name.</w:t>
       </w:r>
     </w:p>
     <w:p>
@@ -159,14 +176,19 @@
       <w:pPr>
         <w:spacing w:after="160" w:line="276" w:lineRule="auto"/>
         <w:jc w:val="both"/>
-      </w:pPr>
-      <w:r>
-        <w:rPr>
-          <w:rFonts w:ascii="Times New Roman" w:hAnsi="Times New Roman" w:eastAsia="Times New Roman" w:cs="Times New Roman"/>
-          <w:sz w:val="24"/>
-          <w:szCs w:val="24"/>
-        </w:rPr>
-        <w:t>Yes. When the user clicks the Delete button, a JavaScript confirm() dialog asks "Are you sure you want to delete this student?". The record is deleted only when the user clicks OK. Otherwise nothing happens.</w:t>
+        <w:rPr>
+          <w:rFonts w:hint="default"/>
+          <w:lang w:val="en-US"/>
+        </w:rPr>
+      </w:pPr>
+      <w:r>
+        <w:rPr>
+          <w:rFonts w:hint="default" w:cs="Times New Roman"/>
+          <w:sz w:val="24"/>
+          <w:szCs w:val="24"/>
+          <w:lang w:val="en-US"/>
+        </w:rPr>
+        <w:t>No,</w:t>
       </w:r>
     </w:p>
     <w:p>
@@ -192,13 +214,26 @@
     <w:p>
       <w:pPr>
         <w:spacing w:before="240" w:after="120"/>
+        <w:rPr>
+          <w:rFonts w:hint="default"/>
+          <w:lang w:val="en-IN"/>
+        </w:rPr>
+      </w:pPr>
+    </w:p>
+    <w:p>
+      <w:pPr>
+        <w:spacing w:before="240" w:after="120"/>
+        <w:rPr>
+          <w:rFonts w:hint="default"/>
+          <w:lang w:val="en-IN"/>
+        </w:rPr>
       </w:pPr>
       <w:r>
         <w:drawing>
           <wp:inline distT="0" distB="0" distL="114300" distR="114300">
-            <wp:extent cx="5722620" cy="1910715"/>
-            <wp:effectExtent l="0" t="0" r="7620" b="9525"/>
-            <wp:docPr id="1" name="Picture 1"/>
+            <wp:extent cx="5412740" cy="5666740"/>
+            <wp:effectExtent l="0" t="0" r="12700" b="2540"/>
+            <wp:docPr id="7" name="Picture 1"/>
             <wp:cNvGraphicFramePr>
               <a:graphicFrameLocks xmlns:a="http://schemas.openxmlformats.org/drawingml/2006/main" noChangeAspect="1"/>
             </wp:cNvGraphicFramePr>
@@ -206,7 +241,7 @@
               <a:graphicData uri="http://schemas.openxmlformats.org/drawingml/2006/picture">
                 <pic:pic xmlns:pic="http://schemas.openxmlformats.org/drawingml/2006/picture">
                   <pic:nvPicPr>
-                    <pic:cNvPr id="1" name="Picture 1"/>
+                    <pic:cNvPr id="7" name="Picture 1"/>
                     <pic:cNvPicPr>
                       <a:picLocks noChangeAspect="1"/>
                     </pic:cNvPicPr>
@@ -220,7 +255,7 @@
                   <pic:spPr>
                     <a:xfrm>
                       <a:off x="0" y="0"/>
-                      <a:ext cx="5722620" cy="1910715"/>
+                      <a:ext cx="5412740" cy="5666740"/>
                     </a:xfrm>
                     <a:prstGeom prst="rect">
                       <a:avLst/>
@@ -240,38 +275,41 @@
     <w:p>
       <w:pPr>
         <w:spacing w:before="240" w:after="120"/>
-        <w:ind w:left="2500" w:leftChars="0" w:firstLine="979" w:firstLineChars="408"/>
         <w:rPr>
           <w:rFonts w:hint="default"/>
+          <w:b/>
+          <w:bCs/>
           <w:lang w:val="en-IN"/>
         </w:rPr>
       </w:pPr>
-      <w:r>
+    </w:p>
+    <w:p>
+      <w:pPr>
+        <w:spacing w:before="240" w:after="120"/>
         <w:rPr>
           <w:rFonts w:hint="default"/>
+          <w:b/>
+          <w:bCs/>
           <w:lang w:val="en-IN"/>
         </w:rPr>
-        <w:t>(Main)</w:t>
-      </w:r>
+      </w:pPr>
     </w:p>
     <w:p>
       <w:pPr>
         <w:spacing w:before="240" w:after="120"/>
         <w:rPr>
           <w:rFonts w:hint="default"/>
+          <w:b/>
+          <w:bCs/>
           <w:lang w:val="en-IN"/>
         </w:rPr>
       </w:pPr>
       <w:r>
-        <w:rPr>
-          <w:rFonts w:hint="default"/>
-          <w:lang w:val="en-IN"/>
-        </w:rPr>
         <w:drawing>
           <wp:inline distT="0" distB="0" distL="114300" distR="114300">
-            <wp:extent cx="5730240" cy="2771775"/>
-            <wp:effectExtent l="0" t="0" r="0" b="1905"/>
-            <wp:docPr id="2" name="Picture 2" descr="Screenshot 2026-10-13 025939"/>
+            <wp:extent cx="5720715" cy="2396490"/>
+            <wp:effectExtent l="0" t="0" r="9525" b="11430"/>
+            <wp:docPr id="9" name="Picture 3"/>
             <wp:cNvGraphicFramePr>
               <a:graphicFrameLocks xmlns:a="http://schemas.openxmlformats.org/drawingml/2006/main" noChangeAspect="1"/>
             </wp:cNvGraphicFramePr>
@@ -279,7 +317,7 @@
               <a:graphicData uri="http://schemas.openxmlformats.org/drawingml/2006/picture">
                 <pic:pic xmlns:pic="http://schemas.openxmlformats.org/drawingml/2006/picture">
                   <pic:nvPicPr>
-                    <pic:cNvPr id="2" name="Picture 2" descr="Screenshot 2026-10-13 025939"/>
+                    <pic:cNvPr id="9" name="Picture 3"/>
                     <pic:cNvPicPr>
                       <a:picLocks noChangeAspect="1"/>
                     </pic:cNvPicPr>
@@ -293,11 +331,15 @@
                   <pic:spPr>
                     <a:xfrm>
                       <a:off x="0" y="0"/>
-                      <a:ext cx="5730240" cy="2771775"/>
+                      <a:ext cx="5720715" cy="2396490"/>
                     </a:xfrm>
                     <a:prstGeom prst="rect">
                       <a:avLst/>
                     </a:prstGeom>
+                    <a:noFill/>
+                    <a:ln>
+                      <a:noFill/>
+                    </a:ln>
                   </pic:spPr>
                 </pic:pic>
               </a:graphicData>
@@ -309,304 +351,6 @@
     <w:p>
       <w:pPr>
         <w:spacing w:before="240" w:after="120"/>
-        <w:ind w:left="2500" w:leftChars="0" w:firstLine="500" w:firstLineChars="0"/>
-        <w:rPr>
-          <w:rFonts w:hint="default"/>
-          <w:lang w:val="en-IN"/>
-        </w:rPr>
-      </w:pPr>
-      <w:r>
-        <w:rPr>
-          <w:rFonts w:hint="default"/>
-          <w:lang w:val="en-IN"/>
-        </w:rPr>
-        <w:t>(Add new)</w:t>
-      </w:r>
-    </w:p>
-    <w:p>
-      <w:pPr>
-        <w:spacing w:before="240" w:after="120"/>
-        <w:rPr>
-          <w:rFonts w:hint="default"/>
-          <w:lang w:val="en-IN"/>
-        </w:rPr>
-      </w:pPr>
-      <w:r>
-        <w:rPr>
-          <w:rFonts w:hint="default"/>
-          <w:lang w:val="en-IN"/>
-        </w:rPr>
-        <w:drawing>
-          <wp:inline distT="0" distB="0" distL="114300" distR="114300">
-            <wp:extent cx="5725795" cy="2694940"/>
-            <wp:effectExtent l="0" t="0" r="4445" b="2540"/>
-            <wp:docPr id="3" name="Picture 3" descr="Screenshot 2026-10-13 025957"/>
-            <wp:cNvGraphicFramePr>
-              <a:graphicFrameLocks xmlns:a="http://schemas.openxmlformats.org/drawingml/2006/main" noChangeAspect="1"/>
-            </wp:cNvGraphicFramePr>
-            <a:graphic xmlns:a="http://schemas.openxmlformats.org/drawingml/2006/main">
-              <a:graphicData uri="http://schemas.openxmlformats.org/drawingml/2006/picture">
-                <pic:pic xmlns:pic="http://schemas.openxmlformats.org/drawingml/2006/picture">
-                  <pic:nvPicPr>
-                    <pic:cNvPr id="3" name="Picture 3" descr="Screenshot 2026-10-13 025957"/>
-                    <pic:cNvPicPr>
-                      <a:picLocks noChangeAspect="1"/>
-                    </pic:cNvPicPr>
-                  </pic:nvPicPr>
-                  <pic:blipFill>
-                    <a:blip r:embed="rId8"/>
-                    <a:stretch>
-                      <a:fillRect/>
-                    </a:stretch>
-                  </pic:blipFill>
-                  <pic:spPr>
-                    <a:xfrm>
-                      <a:off x="0" y="0"/>
-                      <a:ext cx="5725795" cy="2694940"/>
-                    </a:xfrm>
-                    <a:prstGeom prst="rect">
-                      <a:avLst/>
-                    </a:prstGeom>
-                  </pic:spPr>
-                </pic:pic>
-              </a:graphicData>
-            </a:graphic>
-          </wp:inline>
-        </w:drawing>
-      </w:r>
-    </w:p>
-    <w:p>
-      <w:pPr>
-        <w:spacing w:before="240" w:after="120"/>
-        <w:ind w:left="3000" w:leftChars="0" w:firstLine="500" w:firstLineChars="0"/>
-        <w:rPr>
-          <w:rFonts w:hint="default"/>
-          <w:lang w:val="en-IN"/>
-        </w:rPr>
-      </w:pPr>
-      <w:r>
-        <w:rPr>
-          <w:rFonts w:hint="default"/>
-          <w:lang w:val="en-IN"/>
-        </w:rPr>
-        <w:t>(Updated)</w:t>
-      </w:r>
-    </w:p>
-    <w:p>
-      <w:pPr>
-        <w:spacing w:before="240" w:after="120"/>
-        <w:rPr>
-          <w:rFonts w:hint="default"/>
-          <w:b/>
-          <w:bCs/>
-          <w:lang w:val="en-IN"/>
-        </w:rPr>
-      </w:pPr>
-      <w:r>
-        <w:rPr>
-          <w:rFonts w:hint="default"/>
-          <w:b/>
-          <w:bCs/>
-          <w:lang w:val="en-IN"/>
-        </w:rPr>
-        <w:drawing>
-          <wp:inline distT="0" distB="0" distL="114300" distR="114300">
-            <wp:extent cx="5722620" cy="2751455"/>
-            <wp:effectExtent l="0" t="0" r="7620" b="6985"/>
-            <wp:docPr id="4" name="Picture 4" descr="Screenshot 2026-10-13 030305"/>
-            <wp:cNvGraphicFramePr>
-              <a:graphicFrameLocks xmlns:a="http://schemas.openxmlformats.org/drawingml/2006/main" noChangeAspect="1"/>
-            </wp:cNvGraphicFramePr>
-            <a:graphic xmlns:a="http://schemas.openxmlformats.org/drawingml/2006/main">
-              <a:graphicData uri="http://schemas.openxmlformats.org/drawingml/2006/picture">
-                <pic:pic xmlns:pic="http://schemas.openxmlformats.org/drawingml/2006/picture">
-                  <pic:nvPicPr>
-                    <pic:cNvPr id="4" name="Picture 4" descr="Screenshot 2026-10-13 030305"/>
-                    <pic:cNvPicPr>
-                      <a:picLocks noChangeAspect="1"/>
-                    </pic:cNvPicPr>
-                  </pic:nvPicPr>
-                  <pic:blipFill>
-                    <a:blip r:embed="rId9"/>
-                    <a:stretch>
-                      <a:fillRect/>
-                    </a:stretch>
-                  </pic:blipFill>
-                  <pic:spPr>
-                    <a:xfrm>
-                      <a:off x="0" y="0"/>
-                      <a:ext cx="5722620" cy="2751455"/>
-                    </a:xfrm>
-                    <a:prstGeom prst="rect">
-                      <a:avLst/>
-                    </a:prstGeom>
-                  </pic:spPr>
-                </pic:pic>
-              </a:graphicData>
-            </a:graphic>
-          </wp:inline>
-        </w:drawing>
-      </w:r>
-    </w:p>
-    <w:p>
-      <w:pPr>
-        <w:spacing w:before="240" w:after="120"/>
-        <w:ind w:left="2500" w:leftChars="0" w:firstLine="500" w:firstLineChars="0"/>
-        <w:rPr>
-          <w:rFonts w:hint="default"/>
-          <w:b/>
-          <w:bCs/>
-          <w:lang w:val="en-IN"/>
-        </w:rPr>
-      </w:pPr>
-      <w:r>
-        <w:rPr>
-          <w:rFonts w:hint="default"/>
-          <w:b/>
-          <w:bCs/>
-          <w:lang w:val="en-IN"/>
-        </w:rPr>
-        <w:t>(Update Record)</w:t>
-      </w:r>
-    </w:p>
-    <w:p>
-      <w:pPr>
-        <w:spacing w:before="240" w:after="120"/>
-        <w:rPr>
-          <w:rFonts w:hint="default"/>
-          <w:b/>
-          <w:bCs/>
-          <w:lang w:val="en-IN"/>
-        </w:rPr>
-      </w:pPr>
-      <w:r>
-        <w:rPr>
-          <w:rFonts w:hint="default"/>
-          <w:b/>
-          <w:bCs/>
-          <w:lang w:val="en-IN"/>
-        </w:rPr>
-        <w:drawing>
-          <wp:inline distT="0" distB="0" distL="114300" distR="114300">
-            <wp:extent cx="5730240" cy="2734310"/>
-            <wp:effectExtent l="0" t="0" r="0" b="8890"/>
-            <wp:docPr id="5" name="Picture 5" descr="Screenshot 2026-10-13 030320"/>
-            <wp:cNvGraphicFramePr>
-              <a:graphicFrameLocks xmlns:a="http://schemas.openxmlformats.org/drawingml/2006/main" noChangeAspect="1"/>
-            </wp:cNvGraphicFramePr>
-            <a:graphic xmlns:a="http://schemas.openxmlformats.org/drawingml/2006/main">
-              <a:graphicData uri="http://schemas.openxmlformats.org/drawingml/2006/picture">
-                <pic:pic xmlns:pic="http://schemas.openxmlformats.org/drawingml/2006/picture">
-                  <pic:nvPicPr>
-                    <pic:cNvPr id="5" name="Picture 5" descr="Screenshot 2026-10-13 030320"/>
-                    <pic:cNvPicPr>
-                      <a:picLocks noChangeAspect="1"/>
-                    </pic:cNvPicPr>
-                  </pic:nvPicPr>
-                  <pic:blipFill>
-                    <a:blip r:embed="rId10"/>
-                    <a:stretch>
-                      <a:fillRect/>
-                    </a:stretch>
-                  </pic:blipFill>
-                  <pic:spPr>
-                    <a:xfrm>
-                      <a:off x="0" y="0"/>
-                      <a:ext cx="5730240" cy="2734310"/>
-                    </a:xfrm>
-                    <a:prstGeom prst="rect">
-                      <a:avLst/>
-                    </a:prstGeom>
-                  </pic:spPr>
-                </pic:pic>
-              </a:graphicData>
-            </a:graphic>
-          </wp:inline>
-        </w:drawing>
-      </w:r>
-    </w:p>
-    <w:p>
-      <w:pPr>
-        <w:spacing w:before="240" w:after="120"/>
-        <w:rPr>
-          <w:rFonts w:hint="default"/>
-          <w:b/>
-          <w:bCs/>
-          <w:lang w:val="en-IN"/>
-        </w:rPr>
-      </w:pPr>
-      <w:bookmarkStart w:id="0" w:name="_GoBack"/>
-      <w:bookmarkEnd w:id="0"/>
-      <w:r>
-        <w:rPr>
-          <w:rFonts w:hint="default"/>
-          <w:b/>
-          <w:bCs/>
-          <w:lang w:val="en-IN"/>
-        </w:rPr>
-        <w:drawing>
-          <wp:inline distT="0" distB="0" distL="114300" distR="114300">
-            <wp:extent cx="5730240" cy="2825115"/>
-            <wp:effectExtent l="0" t="0" r="0" b="9525"/>
-            <wp:docPr id="6" name="Picture 6" descr="Screenshot 2026-10-13 030340"/>
-            <wp:cNvGraphicFramePr>
-              <a:graphicFrameLocks xmlns:a="http://schemas.openxmlformats.org/drawingml/2006/main" noChangeAspect="1"/>
-            </wp:cNvGraphicFramePr>
-            <a:graphic xmlns:a="http://schemas.openxmlformats.org/drawingml/2006/main">
-              <a:graphicData uri="http://schemas.openxmlformats.org/drawingml/2006/picture">
-                <pic:pic xmlns:pic="http://schemas.openxmlformats.org/drawingml/2006/picture">
-                  <pic:nvPicPr>
-                    <pic:cNvPr id="6" name="Picture 6" descr="Screenshot 2026-10-13 030340"/>
-                    <pic:cNvPicPr>
-                      <a:picLocks noChangeAspect="1"/>
-                    </pic:cNvPicPr>
-                  </pic:nvPicPr>
-                  <pic:blipFill>
-                    <a:blip r:embed="rId11"/>
-                    <a:stretch>
-                      <a:fillRect/>
-                    </a:stretch>
-                  </pic:blipFill>
-                  <pic:spPr>
-                    <a:xfrm>
-                      <a:off x="0" y="0"/>
-                      <a:ext cx="5730240" cy="2825115"/>
-                    </a:xfrm>
-                    <a:prstGeom prst="rect">
-                      <a:avLst/>
-                    </a:prstGeom>
-                  </pic:spPr>
-                </pic:pic>
-              </a:graphicData>
-            </a:graphic>
-          </wp:inline>
-        </w:drawing>
-      </w:r>
-    </w:p>
-    <w:p>
-      <w:pPr>
-        <w:spacing w:before="240" w:after="120"/>
-        <w:ind w:left="2500" w:leftChars="0" w:firstLine="500" w:firstLineChars="0"/>
-        <w:rPr>
-          <w:rFonts w:hint="default"/>
-          <w:b/>
-          <w:bCs/>
-          <w:lang w:val="en-IN"/>
-        </w:rPr>
-      </w:pPr>
-      <w:r>
-        <w:rPr>
-          <w:rFonts w:hint="default"/>
-          <w:b/>
-          <w:bCs/>
-          <w:lang w:val="en-IN"/>
-        </w:rPr>
-        <w:t>(Delete)</w:t>
-      </w:r>
-    </w:p>
-    <w:p>
-      <w:pPr>
-        <w:spacing w:before="240" w:after="120"/>
       </w:pPr>
       <w:r>
         <w:rPr>
@@ -620,41 +364,22 @@
       </w:r>
     </w:p>
     <w:p>
-      <w:pPr>
-        <w:spacing w:after="120" w:line="276" w:lineRule="auto"/>
-        <w:rPr>
-          <w:rFonts w:hint="default"/>
-        </w:rPr>
-      </w:pPr>
-      <w:r>
-        <w:rPr>
-          <w:rFonts w:hint="default"/>
-        </w:rPr>
+      <w:r>
         <w:fldChar w:fldCharType="begin"/>
       </w:r>
       <w:r>
-        <w:rPr>
-          <w:rFonts w:hint="default"/>
-        </w:rPr>
-        <w:instrText xml:space="preserve"> HYPERLINK "https://github.com/ayushposhiya00-lab/Student-Hub/tree/main/Practical-11" </w:instrText>
-      </w:r>
-      <w:r>
-        <w:rPr>
-          <w:rFonts w:hint="default"/>
-        </w:rPr>
+        <w:instrText xml:space="preserve"> HYPERLINK "https://github.com/yakshu205/StudentHub/tree/main/Practical-9%2C10%2C11%2C12" </w:instrText>
+      </w:r>
+      <w:r>
         <w:fldChar w:fldCharType="separate"/>
       </w:r>
       <w:r>
         <w:rPr>
           <w:rStyle w:val="14"/>
-          <w:rFonts w:hint="default"/>
-        </w:rPr>
-        <w:t>https://github.com/ayushposhiya00-lab/Student-Hub/tree/main/Practical-11</w:t>
-      </w:r>
-      <w:r>
-        <w:rPr>
-          <w:rFonts w:hint="default"/>
-        </w:rPr>
+        </w:rPr>
+        <w:t>https://github.com/yakshu205/StudentHub/tree/main/Practical-9%2C10%2C11%2C12</w:t>
+      </w:r>
+      <w:r>
         <w:fldChar w:fldCharType="end"/>
       </w:r>
     </w:p>
@@ -662,6 +387,8 @@
       <w:r>
         <w:br w:type="page"/>
       </w:r>
+      <w:bookmarkStart w:id="0" w:name="_GoBack"/>
+      <w:bookmarkEnd w:id="0"/>
     </w:p>
     <w:p>
       <w:pPr>
@@ -802,7 +529,19 @@
         <w:szCs w:val="24"/>
         <w:highlight w:val="yellow"/>
       </w:rPr>
-      <w:t>25DCE092</w:t>
+      <w:t>25DCE0</w:t>
+    </w:r>
+    <w:r>
+      <w:rPr>
+        <w:rFonts w:hint="default" w:cs="Times New Roman"/>
+        <w:b/>
+        <w:bCs/>
+        <w:sz w:val="24"/>
+        <w:szCs w:val="24"/>
+        <w:highlight w:val="yellow"/>
+        <w:lang w:val="en-US"/>
+      </w:rPr>
+      <w:t>14</w:t>
     </w:r>
     <w:r>
       <w:rPr>
@@ -948,12 +687,12 @@
     <w:lsdException w:unhideWhenUsed="0" w:uiPriority="0" w:semiHidden="0" w:name="table of figures"/>
     <w:lsdException w:unhideWhenUsed="0" w:uiPriority="0" w:semiHidden="0" w:name="envelope address"/>
     <w:lsdException w:unhideWhenUsed="0" w:uiPriority="0" w:semiHidden="0" w:name="envelope return"/>
-    <w:lsdException w:uiPriority="99" w:name="footnote reference"/>
+    <w:lsdException w:qFormat="1" w:uiPriority="99" w:name="footnote reference"/>
     <w:lsdException w:unhideWhenUsed="0" w:uiPriority="0" w:semiHidden="0" w:name="annotation reference"/>
     <w:lsdException w:unhideWhenUsed="0" w:uiPriority="0" w:semiHidden="0" w:name="line number"/>
     <w:lsdException w:unhideWhenUsed="0" w:uiPriority="0" w:semiHidden="0" w:name="page number"/>
     <w:lsdException w:qFormat="1" w:uiPriority="99" w:name="endnote reference"/>
-    <w:lsdException w:uiPriority="99" w:name="endnote text"/>
+    <w:lsdException w:qFormat="1" w:uiPriority="99" w:name="endnote text"/>
     <w:lsdException w:unhideWhenUsed="0" w:uiPriority="0" w:semiHidden="0" w:name="table of authorities"/>
     <w:lsdException w:unhideWhenUsed="0" w:uiPriority="0" w:semiHidden="0" w:name="macro"/>
     <w:lsdException w:unhideWhenUsed="0" w:uiPriority="0" w:semiHidden="0" w:name="toa heading"/>
@@ -1279,6 +1018,7 @@
     <w:link w:val="18"/>
     <w:semiHidden/>
     <w:unhideWhenUsed/>
+    <w:qFormat/>
     <w:uiPriority w:val="99"/>
     <w:pPr>
       <w:spacing w:after="0" w:line="240" w:lineRule="auto"/>
@@ -1293,6 +1033,7 @@
     <w:name w:val="footnote reference"/>
     <w:semiHidden/>
     <w:unhideWhenUsed/>
+    <w:qFormat/>
     <w:uiPriority w:val="99"/>
     <w:rPr>
       <w:vertAlign w:val="superscript"/>
@@ -1349,6 +1090,7 @@
     <w:link w:val="13"/>
     <w:semiHidden/>
     <w:unhideWhenUsed/>
+    <w:qFormat/>
     <w:uiPriority w:val="99"/>
     <w:rPr>
       <w:sz w:val="20"/>
@@ -1360,6 +1102,7 @@
     <w:link w:val="11"/>
     <w:semiHidden/>
     <w:unhideWhenUsed/>
+    <w:qFormat/>
     <w:uiPriority w:val="99"/>
     <w:rPr>
       <w:sz w:val="20"/>

--- a/Practical-9,10,11,12/Practical_11.docx
+++ b/Practical-9,10,11,12/Practical_11.docx
@@ -195,6 +195,8 @@
       <w:r>
         <w:br w:type="page"/>
       </w:r>
+      <w:bookmarkStart w:id="0" w:name="_GoBack"/>
+      <w:bookmarkEnd w:id="0"/>
     </w:p>
     <w:p>
       <w:pPr>
@@ -387,8 +389,6 @@
       <w:r>
         <w:br w:type="page"/>
       </w:r>
-      <w:bookmarkStart w:id="0" w:name="_GoBack"/>
-      <w:bookmarkEnd w:id="0"/>
     </w:p>
     <w:p>
       <w:pPr>
@@ -505,6 +505,7 @@
       <w:footerReference r:id="rId4" w:type="default"/>
       <w:pgSz w:w="11906" w:h="16838"/>
       <w:pgMar w:top="1440" w:right="1440" w:bottom="1440" w:left="1440" w:header="708" w:footer="708" w:gutter="0"/>
+      <w:pgNumType w:start="58"/>
       <w:cols w:space="720" w:num="1"/>
       <w:docGrid w:linePitch="360" w:charSpace="0"/>
     </w:sectPr>
